--- a/evaluacion-integrativa-2026/Revision_Pauta_y_Casos_Integrativos_2026.docx
+++ b/evaluacion-integrativa-2026/Revision_Pauta_y_Casos_Integrativos_2026.docx
@@ -1781,7 +1781,7 @@
           <w:sz w:val="20"/>
           <w:szCs w:val="20"/>
         </w:rPr>
-        <w:t xml:space="preserve">Datos desiguales entre casos.</w:t>
+        <w:t xml:space="preserve">Datos desiguales entre casos (en 2026 se completó el caso 4 con función renal, TSH, peso, talla y composición familiar; sigue sin imágenes).</w:t>
       </w:r>
       <w:r>
         <w:rPr>
@@ -1793,7 +1793,7 @@
           <w:sz w:val="20"/>
           <w:szCs w:val="20"/>
         </w:rPr>
-        <w:t xml:space="preserve"> El caso 4 no tiene función renal, peso/talla, imágenes ni datos familiares suficientes para un genograma; los casos 1 y 3 son mucho más completos. Si todos se evalúan con la misma pauta, los casos deben tener una densidad de datos comparable. Propuesta de plantilla común: identificación · antecedentes y fármacos habituales · contexto familiar y social · historia actual · examen físico general (SV, Glasgow, escalas Braden/Downton con puntaje) · examen segmentario · hemograma, función renal, ELP, gases, glicemia + exámenes específicos · imágenes/ECG · diagnósticos médicos · indicaciones con dosis, vía y frecuencia.</w:t>
+        <w:t xml:space="preserve"> El caso 4 no tenía función renal, peso/talla, imágenes ni datos familiares suficientes para un genograma; los casos 1 y 3 son mucho más completos. Si todos se evalúan con la misma pauta, los casos deben tener una densidad de datos comparable. Propuesta de plantilla común: identificación · antecedentes y fármacos habituales · contexto familiar y social · historia actual · examen físico general (SV, Glasgow, escalas Braden/Downton con puntaje) · examen segmentario · hemograma, función renal, ELP, gases, glicemia + exámenes específicos · imágenes/ECG · diagnósticos médicos · indicaciones con dosis, vía y frecuencia.</w:t>
       </w:r>
     </w:p>
     <w:p>
@@ -1813,7 +1813,7 @@
           <w:sz w:val="20"/>
           <w:szCs w:val="20"/>
         </w:rPr>
-        <w:t xml:space="preserve">Errores de prescripción sin declarar.</w:t>
+        <w:t xml:space="preserve">Errores de prescripción: quedan declarados como intencionales.</w:t>
       </w:r>
       <w:r>
         <w:rPr>
@@ -1825,7 +1825,7 @@
           <w:sz w:val="20"/>
           <w:szCs w:val="20"/>
         </w:rPr>
-        <w:t xml:space="preserve"> Los cuatro casos tienen indicaciones discutibles o incorrectas (detalle abajo). Hay que decidir caso por caso si el error es intencional (y entonces va en la clave de corrección como "incongruencia esperada", evaluada en C3) o si se corrige. Si no se decide, un evaluador premiará detectarlo y otro castigará "cuestionar la indicación".</w:t>
+        <w:t xml:space="preserve"> En la versión 2026 se corrigieron los errores de datos y de redacción, y se mantuvieron a propósito los errores de indicación médica: son el material del criterio C3. Cada uno está marcado abajo como "Se mantiene" con su respuesta esperada. Todas las comisiones deben tener esta clave; si no, un evaluador premiará detectarlos y otro castigará "cuestionar la indicación".</w:t>
       </w:r>
     </w:p>
     <w:p>
@@ -2101,7 +2101,7 @@
                 <w:sz w:val="18"/>
                 <w:szCs w:val="18"/>
               </w:rPr>
-              <w:t xml:space="preserve">Sugerencia</w:t>
+              <w:t xml:space="preserve">Versión 2026</w:t>
             </w:r>
           </w:p>
         </w:tc>
@@ -2246,7 +2246,7 @@
                 <w:sz w:val="17"/>
                 <w:szCs w:val="17"/>
               </w:rPr>
-              <w:t xml:space="preserve">Si no es intencional: bisoprolol 1,25 mg/día, a iniciar al lograr euvolemia y titular. Si es intencional, declararlo en la clave.</w:t>
+              <w:t xml:space="preserve">Se mantiene como error intencional (C3). Respuesta esperada: iniciar 1,25 mg/día una vez lograda la euvolemia y titular.</w:t>
             </w:r>
           </w:p>
         </w:tc>
@@ -2391,7 +2391,7 @@
                 <w:sz w:val="17"/>
                 <w:szCs w:val="17"/>
               </w:rPr>
-              <w:t xml:space="preserve">Agregar o dejar como omisión esperada (buen material para C3 y D6).</w:t>
+              <w:t xml:space="preserve">Se mantiene como omisión intencional (C3/D6): el grupo debe proponer peso diario, restricción hídrica y reposición de K.</w:t>
             </w:r>
           </w:p>
         </w:tc>
@@ -2536,7 +2536,7 @@
                 <w:sz w:val="17"/>
                 <w:szCs w:val="17"/>
               </w:rPr>
-              <w:t xml:space="preserve">Es un buen gatillo para discutir prevención de ITU-CUP; definirlo en la clave como hallazgo esperado.</w:t>
+              <w:t xml:space="preserve">Se mantiene como hallazgo intencional: prevención de ITU asociada a catéter urinario (D6).</w:t>
             </w:r>
           </w:p>
         </w:tc>
@@ -2681,7 +2681,7 @@
                 <w:sz w:val="17"/>
                 <w:szCs w:val="17"/>
               </w:rPr>
-              <w:t xml:space="preserve">Mantener solo si se busca que lo cuestionen.</w:t>
+              <w:t xml:space="preserve">Se mantiene como hallazgo intencional (C3).</w:t>
             </w:r>
           </w:p>
         </w:tc>
@@ -2826,7 +2826,7 @@
                 <w:sz w:val="17"/>
                 <w:szCs w:val="17"/>
               </w:rPr>
-              <w:t xml:space="preserve">Usar 30–35 % para evitar discusión de clasificación.</w:t>
+              <w:t xml:space="preserve">Corregido: FEVI 35 %.</w:t>
             </w:r>
           </w:p>
         </w:tc>
@@ -2971,7 +2971,7 @@
                 <w:sz w:val="17"/>
                 <w:szCs w:val="17"/>
               </w:rPr>
-              <w:t xml:space="preserve">Describir solo el síntoma ("debe dormir con 3 almohadas") y que el grupo lo interprete.</w:t>
+              <w:t xml:space="preserve">Corregido: el texto describe solo el síntoma ("debe dormir con 3 almohadas", "disnea brusca en la noche").</w:t>
             </w:r>
           </w:p>
         </w:tc>
@@ -3116,7 +3116,7 @@
                 <w:sz w:val="17"/>
                 <w:szCs w:val="17"/>
               </w:rPr>
-              <w:t xml:space="preserve">Agregar BUN y Hb (anemia y síndrome cardiorrenal). Escribir NT-proBNP.</w:t>
+              <w:t xml:space="preserve">Corregido: se agregan BUN 38 mg/dL y Hb 11,8 g/dL; se escribe NT-proBNP.</w:t>
             </w:r>
           </w:p>
         </w:tc>
@@ -3261,7 +3261,7 @@
                 <w:sz w:val="17"/>
                 <w:szCs w:val="17"/>
               </w:rPr>
-              <w:t xml:space="preserve">Escribir completos y con puntaje de escala.</w:t>
+              <w:t xml:space="preserve">Corregido: Downton 3 pts (alto riesgo de caídas), Braden 15 pts (riesgo bajo de LPP), abdomen escrito completo, "sólida".</w:t>
             </w:r>
           </w:p>
         </w:tc>
@@ -3291,7 +3291,7 @@
           <w:sz w:val="18"/>
           <w:szCs w:val="18"/>
         </w:rPr>
-        <w:t xml:space="preserve"> VFG estimada ≈ 38 mL/min (CKD-EPI 2021) → síndrome cardiorrenal; hiponatremia dilucional; hipokalemia por diuréticos. Fármacos prioritarios: furosemida, enalapril, espironolactona, bisoprolol, empagliflozina (los cuatro pilares de IC-FEr + diurético). Incongruencias esperadas: dosis de bisoprolol, ausencia de reposición de K, ausencia de peso diario, Foley. Diagnósticos plausibles: exceso de volumen de líquidos; intolerancia a la actividad / disminución del gasto cardíaco; afrontamiento/rol (trabajo).</w:t>
+        <w:t xml:space="preserve"> VFG estimada ≈ 38 mL/min (CKD-EPI 2021) y BUN/creatinina = 20 → síndrome cardiorrenal; anemia leve (Hb 11,8); hiponatremia dilucional; hipokalemia por diuréticos. Fármacos prioritarios: furosemida, enalapril, espironolactona, bisoprolol, empagliflozina (los cuatro pilares de IC-FEr + diurético). Incongruencias esperadas: dosis de bisoprolol, ausencia de reposición de K, ausencia de peso diario, Foley. Diagnósticos plausibles: exceso de volumen de líquidos; intolerancia a la actividad / disminución del gasto cardíaco; afrontamiento/rol (trabajo).</w:t>
       </w:r>
     </w:p>
     <w:p>
@@ -3471,7 +3471,7 @@
                 <w:sz w:val="18"/>
                 <w:szCs w:val="18"/>
               </w:rPr>
-              <w:t xml:space="preserve">Sugerencia</w:t>
+              <w:t xml:space="preserve">Versión 2026</w:t>
             </w:r>
           </w:p>
         </w:tc>
@@ -3616,7 +3616,7 @@
                 <w:sz w:val="17"/>
                 <w:szCs w:val="17"/>
               </w:rPr>
-              <w:t xml:space="preserve">Si no es intencional: suspender losartán y amlodipino hasta normotensión y recuperación de la función renal. Si es intencional, es la incongruencia central del caso.</w:t>
+              <w:t xml:space="preserve">Se mantiene como error intencional central (C3). Respuesta esperada: suspender losartán y amlodipino.</w:t>
             </w:r>
           </w:p>
         </w:tc>
@@ -3761,7 +3761,7 @@
                 <w:sz w:val="17"/>
                 <w:szCs w:val="17"/>
               </w:rPr>
-              <w:t xml:space="preserve">Suspender ambas y agregar insulina según esquema; o declararlo en la clave.</w:t>
+              <w:t xml:space="preserve">Se mantiene como error intencional (C3). Respuesta esperada: suspender ambos en forma definitiva y manejar con insulina.</w:t>
             </w:r>
           </w:p>
         </w:tc>
@@ -3906,7 +3906,7 @@
                 <w:sz w:val="17"/>
                 <w:szCs w:val="17"/>
               </w:rPr>
-              <w:t xml:space="preserve">Agregar creatinina de su último control (p. ej., 2,0 mg/dL hace 3 meses).</w:t>
+              <w:t xml:space="preserve">Corregido: creatinina basal 2,0 mg/dL hace 3 meses (3,0 / 2,0 = 1,5 × basal → LRA KDIGO estadio 1).</w:t>
             </w:r>
           </w:p>
         </w:tc>
@@ -4051,7 +4051,7 @@
                 <w:sz w:val="17"/>
                 <w:szCs w:val="17"/>
               </w:rPr>
-              <w:t xml:space="preserve">Para prerrenal: BUN ≈ 70 mg/dL, cilindros hialinos y densidad ≈ 1.015. Si se busca NTA por AINE, cambiar el diagnóstico.</w:t>
+              <w:t xml:space="preserve">Corregido: BUN 72 mg/dL (BUN/creatinina = 24), cilindros hialinos, densidad 1.015.</w:t>
             </w:r>
           </w:p>
         </w:tc>
@@ -4196,7 +4196,7 @@
                 <w:sz w:val="17"/>
                 <w:szCs w:val="17"/>
               </w:rPr>
-              <w:t xml:space="preserve">Ajustar Glasgow a 14 o eliminar la desorientación.</w:t>
+              <w:t xml:space="preserve">Corregido: Glasgow 14/15 (V4).</w:t>
             </w:r>
           </w:p>
         </w:tc>
@@ -4341,7 +4341,7 @@
                 <w:sz w:val="17"/>
                 <w:szCs w:val="17"/>
               </w:rPr>
-              <w:t xml:space="preserve">Definir bolo inicial con reevaluación, o justificar la cautela por la ERC en la clave.</w:t>
+              <w:t xml:space="preserve">Se mantiene como punto de discusión (C3): bolo con reevaluación vs. cautela por la ERC.</w:t>
             </w:r>
           </w:p>
         </w:tc>
@@ -4486,7 +4486,7 @@
                 <w:sz w:val="17"/>
                 <w:szCs w:val="17"/>
               </w:rPr>
-              <w:t xml:space="preserve">"Vive con su hija de 21 años"; "La hija refiere que su madre...".</w:t>
+              <w:t xml:space="preserve">Corregido: "Vive en un departamento arrendado con su hija"; "La hija, además, refiere...".</w:t>
             </w:r>
           </w:p>
         </w:tc>
@@ -4631,7 +4631,7 @@
                 <w:sz w:val="17"/>
                 <w:szCs w:val="17"/>
               </w:rPr>
-              <w:t xml:space="preserve">"Lesión renal aguda prerrenal sobre ERC" (KDIGO).</w:t>
+              <w:t xml:space="preserve">Corregido.</w:t>
             </w:r>
           </w:p>
         </w:tc>
@@ -4776,7 +4776,7 @@
                 <w:sz w:val="17"/>
                 <w:szCs w:val="17"/>
               </w:rPr>
-              <w:t xml:space="preserve">Eliminar o postergar la referencia al alta.</w:t>
+              <w:t xml:space="preserve">Corregido: reevaluación por nefrología e inicio de la educación para el alta.</w:t>
             </w:r>
           </w:p>
         </w:tc>
@@ -4806,7 +4806,7 @@
           <w:sz w:val="18"/>
           <w:szCs w:val="18"/>
         </w:rPr>
-        <w:t xml:space="preserve"> acidosis metabólica con anion gap elevado (AG = 18) y compensación respiratoria adecuada (Winter: PCO₂ esperada 36,5 ± 2); calcio corregido por albúmina ≈ 8,9 (normal); hiperfosfemia y anemia de la ERC; hiperkalemia por ARA II + LRA. Mecanismo del AINE: inhibición de prostaglandinas → vasoconstricción de la arteriola aferente, más depleción de volumen y ARA II (la "triple whammy" si hubiera diurético). Fármacos prioritarios: losartán, ibuprofeno (como causa), metformina/glibenclamida. Diagnósticos plausibles: déficit de volumen de líquidos; riesgo de desequilibrio electrolítico (o CP: hiperkalemia); gestión ineficaz de la salud (automedicación, adherencia); cansancio del rol de cuidador (hija).</w:t>
+        <w:t xml:space="preserve"> LRA prerrenal KDIGO estadio 1 sobre ERC 4 (creatinina 3,0 vs. 2,0 basal; VFG ≈ 17 vs. ≈ 28 mL/min; BUN/creatinina = 24; cilindros hialinos); acidosis metabólica con anion gap elevado (AG = 18) y compensación respiratoria adecuada (Winter: PCO₂ esperada 36,5 ± 2); calcio corregido por albúmina ≈ 8,9 (normal); hiperfosfemia y anemia de la ERC; hiperkalemia por ARA II + LRA. Mecanismo del AINE: inhibición de prostaglandinas → vasoconstricción de la arteriola aferente, más depleción de volumen y ARA II (la "triple whammy" si hubiera diurético). Fármacos prioritarios: losartán, ibuprofeno (como causa), metformina/glibenclamida. Diagnósticos plausibles: déficit de volumen de líquidos; riesgo de desequilibrio electrolítico (o CP: hiperkalemia); gestión ineficaz de la salud (automedicación, adherencia); cansancio del rol de cuidador (hija).</w:t>
       </w:r>
     </w:p>
     <w:p>
@@ -4986,7 +4986,7 @@
                 <w:sz w:val="18"/>
                 <w:szCs w:val="18"/>
               </w:rPr>
-              <w:t xml:space="preserve">Sugerencia</w:t>
+              <w:t xml:space="preserve">Versión 2026</w:t>
             </w:r>
           </w:p>
         </w:tc>
@@ -5131,7 +5131,7 @@
                 <w:sz w:val="17"/>
                 <w:szCs w:val="17"/>
               </w:rPr>
-              <w:t xml:space="preserve">Acidosis respiratoria pura: HCO₃ 26 (pH 7,30). Mixta respiratoria + metabólica: pH 7,21.</w:t>
+              <w:t xml:space="preserve">Corregido: HCO₃ 26 → acidosis respiratoria aguda (pH 7,30 concuerda).</w:t>
             </w:r>
           </w:p>
         </w:tc>
@@ -5276,7 +5276,7 @@
                 <w:sz w:val="17"/>
                 <w:szCs w:val="17"/>
               </w:rPr>
-              <w:t xml:space="preserve">Corregir el objetivo o declararlo como incongruencia esperada. Es un muy buen punto integrador.</w:t>
+              <w:t xml:space="preserve">Se mantiene como error intencional (C3). Respuesta esperada: objetivo de SatO₂ 88–92 %.</w:t>
             </w:r>
           </w:p>
         </w:tc>
@@ -5421,7 +5421,7 @@
                 <w:sz w:val="17"/>
                 <w:szCs w:val="17"/>
               </w:rPr>
-              <w:t xml:space="preserve">Agregar evaluación de gravedad o incluirla en la clave.</w:t>
+              <w:t xml:space="preserve">Se mantiene como hallazgo esperado (B3/D4): el grupo debe calcular CURB-65 y plantear la gravedad.</w:t>
             </w:r>
           </w:p>
         </w:tc>
@@ -5566,7 +5566,7 @@
                 <w:sz w:val="17"/>
                 <w:szCs w:val="17"/>
               </w:rPr>
-              <w:t xml:space="preserve">Ajustar o declarar en la clave.</w:t>
+              <w:t xml:space="preserve">Se mantiene como error intencional (C3).</w:t>
             </w:r>
           </w:p>
         </w:tc>
@@ -5711,7 +5711,7 @@
                 <w:sz w:val="17"/>
                 <w:szCs w:val="17"/>
               </w:rPr>
-              <w:t xml:space="preserve">PaO₂ ≈ 52 mmHg para que concuerde con SpO₂ 85 %.</w:t>
+              <w:t xml:space="preserve">Corregido: PaO₂ 52 mmHg y SatO₂ 85 % en la gasometría.</w:t>
             </w:r>
           </w:p>
         </w:tc>
@@ -5856,7 +5856,7 @@
                 <w:sz w:val="17"/>
                 <w:szCs w:val="17"/>
               </w:rPr>
-              <w:t xml:space="preserve">Reescribir en indicativo ("La esposa refiere...").</w:t>
+              <w:t xml:space="preserve">Corregido: redactado en indicativo.</w:t>
             </w:r>
           </w:p>
         </w:tc>
@@ -6001,7 +6001,7 @@
                 <w:sz w:val="17"/>
                 <w:szCs w:val="17"/>
               </w:rPr>
-              <w:t xml:space="preserve">Dejar un valor y agregar el control (hiperglicemia de estrés).</w:t>
+              <w:t xml:space="preserve">Corregido: queda un solo HGT (179) y se agrega control de glicemia capilar c/6 h.</w:t>
             </w:r>
           </w:p>
         </w:tc>
@@ -6031,7 +6031,7 @@
           <w:sz w:val="18"/>
           <w:szCs w:val="18"/>
         </w:rPr>
-        <w:t xml:space="preserve"> insuficiencia respiratoria con hipercapnia; SIRS/sepsis (T 38,7, FC 122, FR 30, leucocitos 21.800, PCR 108); deshidratación (pliegue +, oliguria). Fármacos prioritarios: ceftriaxona, Berodual (fenoterol + ipratropio), enoxaparina, paracetamol. Incongruencias esperadas: objetivo de SatO₂, dosis de enoxaparina, gravedad. Diagnósticos plausibles: deterioro del intercambio gaseoso; limpieza ineficaz de vías aéreas; hipertermia; cansancio del rol de cuidador (esposa); afrontamiento ineficaz (jubilación, tabaco).</w:t>
+        <w:t xml:space="preserve"> insuficiencia respiratoria global (PaO₂ 52, PaCO₂ 54) con acidosis respiratoria aguda (pH 7,30, HCO₃ 26, sin compensación metabólica aún); CURB-65 = 3; SIRS/sepsis (T 38,7, FC 122, FR 30, leucocitos 21.800, PCR 108); deshidratación (pliegue +, oliguria). Fármacos prioritarios: ceftriaxona, Berodual (fenoterol + ipratropio), enoxaparina, paracetamol. Incongruencias esperadas: objetivo de SatO₂, dosis de enoxaparina, gravedad. Diagnósticos plausibles: deterioro del intercambio gaseoso; limpieza ineficaz de vías aéreas; hipertermia; cansancio del rol de cuidador (esposa); afrontamiento ineficaz (jubilación, tabaco).</w:t>
       </w:r>
     </w:p>
     <w:p>
@@ -6211,7 +6211,7 @@
                 <w:sz w:val="18"/>
                 <w:szCs w:val="18"/>
               </w:rPr>
-              <w:t xml:space="preserve">Sugerencia</w:t>
+              <w:t xml:space="preserve">Versión 2026</w:t>
             </w:r>
           </w:p>
         </w:tc>
@@ -6356,7 +6356,7 @@
                 <w:sz w:val="17"/>
                 <w:szCs w:val="17"/>
               </w:rPr>
-              <w:t xml:space="preserve">HGT c/1 h hasta estabilizar, luego c/2–4 h, y SG 10 % de mantención. Indicar qué se hace con NPH y metformina.</w:t>
+              <w:t xml:space="preserve">Se mantiene como error intencional (C3). Respuesta esperada: SG 10 % de mantención, HGT c/1 h y luego c/2–4 h, y suspender la NPH.</w:t>
             </w:r>
           </w:p>
         </w:tc>
@@ -6501,7 +6501,7 @@
                 <w:sz w:val="17"/>
                 <w:szCs w:val="17"/>
               </w:rPr>
-              <w:t xml:space="preserve">Agregar función renal, peso y talla; idealmente TSH (hipotiroidismo).</w:t>
+              <w:t xml:space="preserve">Corregido: creatinina 1,3 mg/dL, BUN 28 mg/dL, TSH 3,2 µUI/mL, peso 70 kg y talla 1,58 m.</w:t>
             </w:r>
           </w:p>
         </w:tc>
@@ -6646,7 +6646,7 @@
                 <w:sz w:val="17"/>
                 <w:szCs w:val="17"/>
               </w:rPr>
-              <w:t xml:space="preserve">Ajustar o declarar en la clave.</w:t>
+              <w:t xml:space="preserve">Se mantiene como error intencional (C3).</w:t>
             </w:r>
           </w:p>
         </w:tc>
@@ -6791,7 +6791,7 @@
                 <w:sz w:val="17"/>
                 <w:szCs w:val="17"/>
               </w:rPr>
-              <w:t xml:space="preserve">500 mL y reevaluar, o justificarlo en la clave.</w:t>
+              <w:t xml:space="preserve">Se mantiene como punto de discusión (C3).</w:t>
             </w:r>
           </w:p>
         </w:tc>
@@ -6936,7 +6936,7 @@
                 <w:sz w:val="17"/>
                 <w:szCs w:val="17"/>
               </w:rPr>
-              <w:t xml:space="preserve">PCO₂ venosa ≈ 40–45.</w:t>
+              <w:t xml:space="preserve">Corregido: PCO₂ venosa 42 mmHg, HCO₃ 25 mEq/L, BE +1 (pH 7,40 concuerda).</w:t>
             </w:r>
           </w:p>
         </w:tc>
@@ -7081,7 +7081,7 @@
                 <w:sz w:val="17"/>
                 <w:szCs w:val="17"/>
               </w:rPr>
-              <w:t xml:space="preserve">Encabezados de los 4 casos ya actualizados a 2026. Corregir género y agregar composición familiar.</w:t>
+              <w:t xml:space="preserve">Corregido: encabezado 2026, "usuaria", dos hijos y cuatro nietos en Antofagasta.</w:t>
             </w:r>
           </w:p>
         </w:tc>
@@ -7111,7 +7111,7 @@
           <w:sz w:val="18"/>
           <w:szCs w:val="18"/>
         </w:rPr>
-        <w:t xml:space="preserve"> hipoglicemia nivel 3 (compromiso neurológico) por autoajuste de NPH + ingesta reducida + edad; respuesta adrenérgica (sudoración, temblor, taquicardia) y neuroglucopénica (confusión); deshidratación con hipoperfusión (llene capilar 6 s). Duelo y aislamiento como requisito del desarrollo. Fármacos prioritarios: glucosa hipertónica, insulina NPH (causa), metformina, ondansetrón (QT en adulta mayor). Diagnósticos plausibles: riesgo de nivel de glucemia inestable; déficit de volumen de líquidos; aislamiento social / duelo; gestión ineficaz de la salud (autoajuste de insulina).</w:t>
+        <w:t xml:space="preserve"> hipoglicemia nivel 3 (compromiso neurológico) por autoajuste de NPH + ingesta reducida + edad + VFG ≈ 43 mL/min (ERC G3b no diagnosticada: menor depuración de insulina y metformina); TSH normal descarta el hipotiroidismo como causa; respuesta adrenérgica (sudoración, temblor, taquicardia) y neuroglucopénica (confusión); deshidratación con hipoperfusión (llene capilar 6 s). Duelo y aislamiento como requisito del desarrollo. Fármacos prioritarios: glucosa hipertónica, insulina NPH (causa), metformina, ondansetrón (QT en adulta mayor). Diagnósticos plausibles: riesgo de nivel de glucemia inestable; déficit de volumen de líquidos; aislamiento social / duelo; gestión ineficaz de la salud (autoajuste de insulina).</w:t>
       </w:r>
     </w:p>
     <w:p>
@@ -7148,7 +7148,7 @@
           <w:sz w:val="20"/>
           <w:szCs w:val="20"/>
         </w:rPr>
-        <w:t xml:space="preserve">Decidir, caso por caso, qué errores de indicación son intencionales.</w:t>
+        <w:t xml:space="preserve">Hecho en 2026: incongruencias de datos corregidas, caso 4 completado y errores de indicación declarados como intencionales.</w:t>
       </w:r>
     </w:p>
     <w:p>
@@ -7170,29 +7170,7 @@
           <w:sz w:val="20"/>
           <w:szCs w:val="20"/>
         </w:rPr>
-        <w:t xml:space="preserve">Corregir las incongruencias de datos que no sean intencionales (gases del caso 3, creatinina basal y examen de orina del caso 2, Glasgow del caso 2).</w:t>
-      </w:r>
-    </w:p>
-    <w:p>
-      <w:pPr>
-        <w:pStyle w:val="ListParagraph"/>
-        <w:numPr>
-          <w:ilvl w:val="0"/>
-          <w:numId w:val="2"/>
-        </w:numPr>
-        <w:spacing w:after="40" w:before="40"/>
-      </w:pPr>
-      <w:r>
-        <w:rPr>
-          <w:rFonts w:ascii="Calibri" w:cs="Calibri" w:eastAsia="Calibri" w:hAnsi="Calibri"/>
-          <w:b w:val="false"/>
-          <w:bCs w:val="false"/>
-          <w:i w:val="false"/>
-          <w:iCs w:val="false"/>
-          <w:sz w:val="20"/>
-          <w:szCs w:val="20"/>
-        </w:rPr>
-        <w:t xml:space="preserve">Completar los datos faltantes del caso 4.</w:t>
+        <w:t xml:space="preserve">Pendiente: revisar que los errores que se mantienen sean los que la coordinación quiere evaluar; si alguno no, corregirlo en el caso y sacarlo de la clave.</w:t>
       </w:r>
     </w:p>
     <w:p>
